--- a/templates/waybilld.docx
+++ b/templates/waybilld.docx
@@ -212,7 +212,7 @@
           <w:szCs w:val="36"/>
           <w:lang w:val="ru-RU"/>
         </w:rPr>
-        <w:t>Доверенность</w:t>
+        <w:t>Путевой лист</w:t>
       </w:r>
       <w:r>
         <w:rPr>
@@ -289,18 +289,6 @@
         </w:rPr>
         <w:t>}}</w:t>
       </w:r>
-    </w:p>
-    <w:p>
-      <w:pPr>
-        <w:ind w:firstLine="720"/>
-        <w:jc w:val="both"/>
-        <w:rPr>
-          <w:rFonts w:cs="Times New Roman"/>
-          <w:sz w:val="28"/>
-          <w:szCs w:val="28"/>
-          <w:lang w:val="ru-RU"/>
-        </w:rPr>
-      </w:pPr>
     </w:p>
     <w:p>
       <w:pPr>
@@ -348,30 +336,28 @@
         <w:spacing w:line="240" w:lineRule="auto"/>
         <w:ind w:left="0" w:firstLine="0"/>
         <w:jc w:val="both"/>
+        <w:rPr>
+          <w:sz w:val="22"/>
+          <w:szCs w:val="22"/>
+        </w:rPr>
       </w:pPr>
       <w:bookmarkStart w:id="0" w:name="__DdeLink__51_3013556082"/>
       <w:r>
         <w:rPr>
           <w:rFonts w:cs="Times New Roman"/>
           <w:b/>
-          <w:sz w:val="28"/>
-          <w:szCs w:val="28"/>
         </w:rPr>
         <w:t>Mark Donner</w:t>
       </w:r>
       <w:r>
         <w:rPr>
           <w:rFonts w:cs="Times New Roman"/>
-          <w:sz w:val="28"/>
-          <w:szCs w:val="28"/>
         </w:rPr>
         <w:t xml:space="preserve">, </w:t>
       </w:r>
       <w:r>
         <w:rPr>
           <w:rFonts w:cs="Times New Roman"/>
-          <w:sz w:val="28"/>
-          <w:szCs w:val="28"/>
           <w:lang w:val="kk-KZ"/>
         </w:rPr>
         <w:t xml:space="preserve">паспорт </w:t>
@@ -379,8 +365,6 @@
       <w:r>
         <w:rPr>
           <w:rFonts w:cs="Times New Roman"/>
-          <w:sz w:val="28"/>
-          <w:szCs w:val="28"/>
           <w:lang w:val="ru-RU"/>
         </w:rPr>
         <w:t>(удостоверение)</w:t>
@@ -388,8 +372,6 @@
       <w:r>
         <w:rPr>
           <w:rFonts w:cs="Times New Roman"/>
-          <w:sz w:val="28"/>
-          <w:szCs w:val="28"/>
           <w:lang w:val="kk-KZ"/>
         </w:rPr>
         <w:t xml:space="preserve"> № </w:t>
@@ -397,16 +379,12 @@
       <w:r>
         <w:rPr>
           <w:rFonts w:cs="Times New Roman"/>
-          <w:sz w:val="28"/>
-          <w:szCs w:val="28"/>
         </w:rPr>
         <w:t>506212494</w:t>
       </w:r>
       <w:r>
         <w:rPr>
           <w:rFonts w:cs="Times New Roman"/>
-          <w:sz w:val="28"/>
-          <w:szCs w:val="28"/>
           <w:lang w:val="kk-KZ"/>
         </w:rPr>
         <w:t xml:space="preserve"> от </w:t>
@@ -414,16 +392,12 @@
       <w:r>
         <w:rPr>
           <w:rFonts w:cs="Times New Roman"/>
-          <w:sz w:val="28"/>
-          <w:szCs w:val="28"/>
         </w:rPr>
         <w:t>21.04.2015</w:t>
       </w:r>
       <w:r>
         <w:rPr>
           <w:rFonts w:cs="Times New Roman"/>
-          <w:sz w:val="28"/>
-          <w:szCs w:val="28"/>
           <w:lang w:val="kk-KZ"/>
         </w:rPr>
         <w:t xml:space="preserve">, выдано </w:t>
@@ -431,16 +405,12 @@
       <w:r>
         <w:rPr>
           <w:rFonts w:cs="Times New Roman"/>
-          <w:sz w:val="28"/>
-          <w:szCs w:val="28"/>
         </w:rPr>
         <w:t>UNITED STATES DEPARTMENT OF STATE</w:t>
       </w:r>
       <w:r>
         <w:rPr>
           <w:rFonts w:cs="Times New Roman"/>
-          <w:sz w:val="28"/>
-          <w:szCs w:val="28"/>
           <w:lang w:val="kk-KZ"/>
         </w:rPr>
         <w:t xml:space="preserve">; водительские права </w:t>
@@ -448,8 +418,6 @@
       <w:r>
         <w:rPr>
           <w:rFonts w:cs="Times New Roman"/>
-          <w:sz w:val="28"/>
-          <w:szCs w:val="28"/>
         </w:rPr>
         <w:t>000039807178</w:t>
       </w:r>
@@ -466,12 +434,16 @@
         <w:ind w:left="0" w:firstLine="0"/>
         <w:jc w:val="both"/>
         <w:rPr>
+          <w:sz w:val="22"/>
+          <w:szCs w:val="22"/>
           <w:lang w:val="ru-RU"/>
         </w:rPr>
       </w:pPr>
       <w:r>
         <w:rPr>
           <w:b/>
+          <w:sz w:val="22"/>
+          <w:szCs w:val="22"/>
           <w:lang w:val="kk-KZ"/>
         </w:rPr>
         <w:t>КАСЫМОВ ТИМУР ШАКИРЖАНОВИЧ</w:t>
@@ -480,12 +452,16 @@
         <w:rPr>
           <w:b/>
           <w:bCs/>
+          <w:sz w:val="22"/>
+          <w:szCs w:val="22"/>
           <w:lang w:val="kk-KZ"/>
         </w:rPr>
         <w:t xml:space="preserve">, </w:t>
       </w:r>
       <w:r>
         <w:rPr>
+          <w:sz w:val="22"/>
+          <w:szCs w:val="22"/>
           <w:lang w:val="ru-RU"/>
         </w:rPr>
         <w:t xml:space="preserve">паспорт </w:t>
@@ -493,6 +469,8 @@
       <w:bookmarkStart w:id="1" w:name="__DdeLink__85_4094257754"/>
       <w:r>
         <w:rPr>
+          <w:sz w:val="22"/>
+          <w:szCs w:val="22"/>
           <w:lang w:val="ru-RU"/>
         </w:rPr>
         <w:t>(удостоверение)</w:t>
@@ -500,48 +478,64 @@
       <w:bookmarkEnd w:id="1"/>
       <w:r>
         <w:rPr>
+          <w:sz w:val="22"/>
+          <w:szCs w:val="22"/>
           <w:lang w:val="ru-RU"/>
         </w:rPr>
         <w:t xml:space="preserve">  № </w:t>
       </w:r>
       <w:r>
         <w:rPr>
+          <w:sz w:val="22"/>
+          <w:szCs w:val="22"/>
           <w:lang w:val="kk-KZ"/>
         </w:rPr>
         <w:t>049034035</w:t>
       </w:r>
       <w:r>
         <w:rPr>
+          <w:sz w:val="22"/>
+          <w:szCs w:val="22"/>
           <w:lang w:val="ru-RU"/>
         </w:rPr>
         <w:t xml:space="preserve"> от </w:t>
       </w:r>
       <w:r>
         <w:rPr>
+          <w:sz w:val="22"/>
+          <w:szCs w:val="22"/>
           <w:lang w:val="kk-KZ"/>
         </w:rPr>
         <w:t>24.08.2021</w:t>
       </w:r>
       <w:r>
         <w:rPr>
+          <w:sz w:val="22"/>
+          <w:szCs w:val="22"/>
           <w:lang w:val="ru-RU"/>
         </w:rPr>
         <w:t xml:space="preserve">, выдано </w:t>
       </w:r>
       <w:r>
         <w:rPr>
+          <w:sz w:val="22"/>
+          <w:szCs w:val="22"/>
           <w:lang w:val="kk-KZ"/>
         </w:rPr>
         <w:t>МИНИСТЕРСТВО ВНУТРЕННИХ ДЕЛ РК</w:t>
       </w:r>
       <w:r>
         <w:rPr>
+          <w:sz w:val="22"/>
+          <w:szCs w:val="22"/>
           <w:lang w:val="ru-RU"/>
         </w:rPr>
         <w:t xml:space="preserve">; водительские права </w:t>
       </w:r>
       <w:r>
         <w:rPr>
+          <w:sz w:val="22"/>
+          <w:szCs w:val="22"/>
           <w:lang w:val="kk-KZ"/>
         </w:rPr>
         <w:t>AN 065864.</w:t>
@@ -561,8 +555,6 @@
         <w:rPr>
           <w:rStyle w:val="SourceText"/>
           <w:rFonts w:ascii="Times New Roman" w:eastAsia="SimSun" w:hAnsi="Times New Roman" w:cs="Times New Roman"/>
-          <w:sz w:val="28"/>
-          <w:szCs w:val="28"/>
           <w:lang w:val="kk-KZ"/>
         </w:rPr>
       </w:pPr>
@@ -573,8 +565,6 @@
           <w:b w:val="0"/>
           <w:bCs w:val="0"/>
           <w:w w:val="80"/>
-          <w:sz w:val="28"/>
-          <w:szCs w:val="28"/>
           <w:lang w:val="ru-RU" w:bidi="ar-SA"/>
         </w:rPr>
         <w:t>{{</w:t>
@@ -586,8 +576,6 @@
           <w:b w:val="0"/>
           <w:bCs w:val="0"/>
           <w:w w:val="80"/>
-          <w:sz w:val="28"/>
-          <w:szCs w:val="28"/>
           <w:lang w:bidi="ar-SA"/>
         </w:rPr>
         <w:t>CLIENT</w:t>
@@ -599,8 +587,6 @@
           <w:b w:val="0"/>
           <w:bCs w:val="0"/>
           <w:w w:val="80"/>
-          <w:sz w:val="28"/>
-          <w:szCs w:val="28"/>
           <w:lang w:val="ru-RU" w:bidi="ar-SA"/>
         </w:rPr>
         <w:t>_</w:t>
@@ -612,8 +598,6 @@
           <w:b w:val="0"/>
           <w:bCs w:val="0"/>
           <w:w w:val="80"/>
-          <w:sz w:val="28"/>
-          <w:szCs w:val="28"/>
           <w:lang w:bidi="ar-SA"/>
         </w:rPr>
         <w:t>NAME</w:t>
@@ -625,8 +609,6 @@
           <w:b w:val="0"/>
           <w:bCs w:val="0"/>
           <w:w w:val="80"/>
-          <w:sz w:val="28"/>
-          <w:szCs w:val="28"/>
           <w:lang w:val="ru-RU" w:bidi="ar-SA"/>
         </w:rPr>
         <w:t>}}</w:t>
@@ -634,8 +616,6 @@
       <w:r>
         <w:rPr>
           <w:rFonts w:cs="Times New Roman"/>
-          <w:sz w:val="28"/>
-          <w:szCs w:val="28"/>
           <w:lang w:val="ru-RU"/>
         </w:rPr>
         <w:t>,</w:t>
@@ -643,8 +623,6 @@
       <w:r>
         <w:rPr>
           <w:rFonts w:cs="Times New Roman"/>
-          <w:sz w:val="28"/>
-          <w:szCs w:val="28"/>
           <w:lang w:val="kk-KZ"/>
         </w:rPr>
         <w:t xml:space="preserve"> паспорт </w:t>
@@ -652,8 +630,6 @@
       <w:r>
         <w:rPr>
           <w:rFonts w:cs="Times New Roman"/>
-          <w:sz w:val="28"/>
-          <w:szCs w:val="28"/>
           <w:lang w:val="ru-RU"/>
         </w:rPr>
         <w:t>(удостоверение)</w:t>
@@ -661,8 +637,6 @@
       <w:r>
         <w:rPr>
           <w:rFonts w:cs="Times New Roman"/>
-          <w:sz w:val="28"/>
-          <w:szCs w:val="28"/>
           <w:lang w:val="kk-KZ"/>
         </w:rPr>
         <w:t xml:space="preserve"> №</w:t>
@@ -672,8 +646,6 @@
           <w:rStyle w:val="SourceText"/>
           <w:rFonts w:asciiTheme="minorHAnsi" w:hAnsiTheme="minorHAnsi" w:cstheme="minorHAnsi"/>
           <w:w w:val="80"/>
-          <w:sz w:val="28"/>
-          <w:szCs w:val="28"/>
           <w:lang w:val="ru-RU" w:bidi="ar-SA"/>
         </w:rPr>
         <w:t>{{</w:t>
@@ -683,8 +655,6 @@
           <w:rStyle w:val="SourceText"/>
           <w:rFonts w:asciiTheme="minorHAnsi" w:hAnsiTheme="minorHAnsi" w:cstheme="minorHAnsi"/>
           <w:w w:val="80"/>
-          <w:sz w:val="28"/>
-          <w:szCs w:val="28"/>
           <w:lang w:bidi="ar-SA"/>
         </w:rPr>
         <w:t>PASSPORT</w:t>
@@ -694,8 +664,6 @@
           <w:rStyle w:val="SourceText"/>
           <w:rFonts w:asciiTheme="minorHAnsi" w:hAnsiTheme="minorHAnsi" w:cstheme="minorHAnsi"/>
           <w:w w:val="80"/>
-          <w:sz w:val="28"/>
-          <w:szCs w:val="28"/>
           <w:lang w:val="ru-RU" w:bidi="ar-SA"/>
         </w:rPr>
         <w:t>_</w:t>
@@ -705,8 +673,6 @@
           <w:rStyle w:val="SourceText"/>
           <w:rFonts w:asciiTheme="minorHAnsi" w:hAnsiTheme="minorHAnsi" w:cstheme="minorHAnsi"/>
           <w:w w:val="80"/>
-          <w:sz w:val="28"/>
-          <w:szCs w:val="28"/>
           <w:lang w:bidi="ar-SA"/>
         </w:rPr>
         <w:t>NUMBER</w:t>
@@ -716,8 +682,6 @@
           <w:rStyle w:val="SourceText"/>
           <w:rFonts w:asciiTheme="minorHAnsi" w:hAnsiTheme="minorHAnsi" w:cstheme="minorHAnsi"/>
           <w:w w:val="80"/>
-          <w:sz w:val="28"/>
-          <w:szCs w:val="28"/>
           <w:lang w:val="ru-RU" w:bidi="ar-SA"/>
         </w:rPr>
         <w:t>}}</w:t>
@@ -725,8 +689,6 @@
       <w:r>
         <w:rPr>
           <w:rFonts w:cs="Times New Roman"/>
-          <w:sz w:val="28"/>
-          <w:szCs w:val="28"/>
           <w:lang w:val="kk-KZ"/>
         </w:rPr>
         <w:t xml:space="preserve"> от </w:t>
@@ -736,8 +698,6 @@
           <w:rStyle w:val="SourceText"/>
           <w:rFonts w:asciiTheme="minorHAnsi" w:hAnsiTheme="minorHAnsi" w:cstheme="minorHAnsi"/>
           <w:w w:val="80"/>
-          <w:sz w:val="28"/>
-          <w:szCs w:val="28"/>
           <w:lang w:val="ru-RU" w:bidi="ar-SA"/>
         </w:rPr>
         <w:t>{{</w:t>
@@ -747,8 +707,6 @@
           <w:rStyle w:val="SourceText"/>
           <w:rFonts w:asciiTheme="minorHAnsi" w:hAnsiTheme="minorHAnsi" w:cstheme="minorHAnsi"/>
           <w:w w:val="80"/>
-          <w:sz w:val="28"/>
-          <w:szCs w:val="28"/>
           <w:lang w:bidi="ar-SA"/>
         </w:rPr>
         <w:t>PASSPORT</w:t>
@@ -758,8 +716,6 @@
           <w:rStyle w:val="SourceText"/>
           <w:rFonts w:asciiTheme="minorHAnsi" w:hAnsiTheme="minorHAnsi" w:cstheme="minorHAnsi"/>
           <w:w w:val="80"/>
-          <w:sz w:val="28"/>
-          <w:szCs w:val="28"/>
           <w:lang w:val="ru-RU" w:bidi="ar-SA"/>
         </w:rPr>
         <w:t>_</w:t>
@@ -769,8 +725,6 @@
           <w:rStyle w:val="SourceText"/>
           <w:rFonts w:asciiTheme="minorHAnsi" w:hAnsiTheme="minorHAnsi" w:cstheme="minorHAnsi"/>
           <w:w w:val="80"/>
-          <w:sz w:val="28"/>
-          <w:szCs w:val="28"/>
           <w:lang w:bidi="ar-SA"/>
         </w:rPr>
         <w:t>ISSUE</w:t>
@@ -780,8 +734,6 @@
           <w:rStyle w:val="SourceText"/>
           <w:rFonts w:asciiTheme="minorHAnsi" w:hAnsiTheme="minorHAnsi" w:cstheme="minorHAnsi"/>
           <w:w w:val="80"/>
-          <w:sz w:val="28"/>
-          <w:szCs w:val="28"/>
           <w:lang w:val="ru-RU" w:bidi="ar-SA"/>
         </w:rPr>
         <w:t>_</w:t>
@@ -791,8 +743,6 @@
           <w:rStyle w:val="SourceText"/>
           <w:rFonts w:asciiTheme="minorHAnsi" w:hAnsiTheme="minorHAnsi" w:cstheme="minorHAnsi"/>
           <w:w w:val="80"/>
-          <w:sz w:val="28"/>
-          <w:szCs w:val="28"/>
           <w:lang w:bidi="ar-SA"/>
         </w:rPr>
         <w:t>DATE</w:t>
@@ -802,8 +752,6 @@
           <w:rStyle w:val="SourceText"/>
           <w:rFonts w:asciiTheme="minorHAnsi" w:hAnsiTheme="minorHAnsi" w:cstheme="minorHAnsi"/>
           <w:w w:val="80"/>
-          <w:sz w:val="28"/>
-          <w:szCs w:val="28"/>
           <w:lang w:val="ru-RU" w:bidi="ar-SA"/>
         </w:rPr>
         <w:t>}}</w:t>
@@ -811,8 +759,6 @@
       <w:r>
         <w:rPr>
           <w:rFonts w:cs="Times New Roman"/>
-          <w:sz w:val="28"/>
-          <w:szCs w:val="28"/>
           <w:lang w:val="kk-KZ"/>
         </w:rPr>
         <w:t>, выдан</w:t>
@@ -820,8 +766,6 @@
       <w:r>
         <w:rPr>
           <w:rFonts w:cs="Times New Roman"/>
-          <w:sz w:val="28"/>
-          <w:szCs w:val="28"/>
           <w:lang w:val="ru-RU"/>
         </w:rPr>
         <w:t xml:space="preserve">о </w:t>
@@ -831,8 +775,6 @@
           <w:rStyle w:val="SourceText"/>
           <w:rFonts w:asciiTheme="minorHAnsi" w:hAnsiTheme="minorHAnsi" w:cstheme="minorHAnsi"/>
           <w:w w:val="80"/>
-          <w:sz w:val="28"/>
-          <w:szCs w:val="28"/>
           <w:lang w:val="ru-RU" w:bidi="ar-SA"/>
         </w:rPr>
         <w:t>{{</w:t>
@@ -842,8 +784,6 @@
           <w:rStyle w:val="SourceText"/>
           <w:rFonts w:asciiTheme="minorHAnsi" w:hAnsiTheme="minorHAnsi" w:cstheme="minorHAnsi"/>
           <w:w w:val="80"/>
-          <w:sz w:val="28"/>
-          <w:szCs w:val="28"/>
           <w:lang w:bidi="ar-SA"/>
         </w:rPr>
         <w:t>PASSPORT</w:t>
@@ -853,8 +793,6 @@
           <w:rStyle w:val="SourceText"/>
           <w:rFonts w:asciiTheme="minorHAnsi" w:hAnsiTheme="minorHAnsi" w:cstheme="minorHAnsi"/>
           <w:w w:val="80"/>
-          <w:sz w:val="28"/>
-          <w:szCs w:val="28"/>
           <w:lang w:val="ru-RU" w:bidi="ar-SA"/>
         </w:rPr>
         <w:t>_</w:t>
@@ -864,8 +802,6 @@
           <w:rStyle w:val="SourceText"/>
           <w:rFonts w:asciiTheme="minorHAnsi" w:hAnsiTheme="minorHAnsi" w:cstheme="minorHAnsi"/>
           <w:w w:val="80"/>
-          <w:sz w:val="28"/>
-          <w:szCs w:val="28"/>
           <w:lang w:bidi="ar-SA"/>
         </w:rPr>
         <w:t>ISSUE</w:t>
@@ -875,8 +811,6 @@
           <w:rStyle w:val="SourceText"/>
           <w:rFonts w:asciiTheme="minorHAnsi" w:hAnsiTheme="minorHAnsi" w:cstheme="minorHAnsi"/>
           <w:w w:val="80"/>
-          <w:sz w:val="28"/>
-          <w:szCs w:val="28"/>
           <w:lang w:val="ru-RU" w:bidi="ar-SA"/>
         </w:rPr>
         <w:t>_</w:t>
@@ -886,8 +820,6 @@
           <w:rStyle w:val="SourceText"/>
           <w:rFonts w:asciiTheme="minorHAnsi" w:hAnsiTheme="minorHAnsi" w:cstheme="minorHAnsi"/>
           <w:w w:val="80"/>
-          <w:sz w:val="28"/>
-          <w:szCs w:val="28"/>
           <w:lang w:bidi="ar-SA"/>
         </w:rPr>
         <w:t>BY</w:t>
@@ -897,8 +829,6 @@
           <w:rStyle w:val="SourceText"/>
           <w:rFonts w:asciiTheme="minorHAnsi" w:hAnsiTheme="minorHAnsi" w:cstheme="minorHAnsi"/>
           <w:w w:val="80"/>
-          <w:sz w:val="28"/>
-          <w:szCs w:val="28"/>
           <w:lang w:val="ru-RU" w:bidi="ar-SA"/>
         </w:rPr>
         <w:t>}}</w:t>
@@ -906,8 +836,6 @@
       <w:r>
         <w:rPr>
           <w:rFonts w:cs="Times New Roman"/>
-          <w:sz w:val="28"/>
-          <w:szCs w:val="28"/>
           <w:lang w:val="kk-KZ"/>
         </w:rPr>
         <w:t>; водительские права №</w:t>
@@ -917,8 +845,6 @@
           <w:rStyle w:val="SourceText"/>
           <w:rFonts w:asciiTheme="minorHAnsi" w:hAnsiTheme="minorHAnsi" w:cstheme="minorHAnsi"/>
           <w:w w:val="80"/>
-          <w:sz w:val="28"/>
-          <w:szCs w:val="28"/>
           <w:lang w:val="ru-RU" w:bidi="ar-SA"/>
         </w:rPr>
         <w:t>{{</w:t>
@@ -928,8 +854,6 @@
           <w:rStyle w:val="SourceText"/>
           <w:rFonts w:asciiTheme="minorHAnsi" w:hAnsiTheme="minorHAnsi" w:cstheme="minorHAnsi"/>
           <w:w w:val="80"/>
-          <w:sz w:val="28"/>
-          <w:szCs w:val="28"/>
           <w:lang w:bidi="ar-SA"/>
         </w:rPr>
         <w:t>DRIVER</w:t>
@@ -939,8 +863,6 @@
           <w:rStyle w:val="SourceText"/>
           <w:rFonts w:asciiTheme="minorHAnsi" w:hAnsiTheme="minorHAnsi" w:cstheme="minorHAnsi"/>
           <w:w w:val="80"/>
-          <w:sz w:val="28"/>
-          <w:szCs w:val="28"/>
           <w:lang w:val="ru-RU" w:bidi="ar-SA"/>
         </w:rPr>
         <w:t>_</w:t>
@@ -950,8 +872,6 @@
           <w:rStyle w:val="SourceText"/>
           <w:rFonts w:asciiTheme="minorHAnsi" w:hAnsiTheme="minorHAnsi" w:cstheme="minorHAnsi"/>
           <w:w w:val="80"/>
-          <w:sz w:val="28"/>
-          <w:szCs w:val="28"/>
           <w:lang w:bidi="ar-SA"/>
         </w:rPr>
         <w:t>LICENSE</w:t>
@@ -961,8 +881,6 @@
           <w:rStyle w:val="SourceText"/>
           <w:rFonts w:asciiTheme="minorHAnsi" w:hAnsiTheme="minorHAnsi" w:cstheme="minorHAnsi"/>
           <w:w w:val="80"/>
-          <w:sz w:val="28"/>
-          <w:szCs w:val="28"/>
           <w:lang w:val="ru-RU" w:bidi="ar-SA"/>
         </w:rPr>
         <w:t>}}</w:t>
@@ -971,21 +889,284 @@
     <w:p>
       <w:pPr>
         <w:pStyle w:val="af1"/>
+        <w:numPr>
+          <w:ilvl w:val="0"/>
+          <w:numId w:val="1"/>
+        </w:numPr>
         <w:suppressAutoHyphens w:val="0"/>
         <w:spacing w:line="240" w:lineRule="auto"/>
-        <w:ind w:left="0"/>
+        <w:ind w:left="0" w:firstLine="0"/>
         <w:jc w:val="both"/>
         <w:rPr>
-          <w:rStyle w:val="SourceText"/>
-          <w:rFonts w:ascii="Times New Roman" w:eastAsia="SimSun" w:hAnsi="Times New Roman" w:cs="Times New Roman"/>
-          <w:sz w:val="28"/>
-          <w:szCs w:val="28"/>
-          <w:lang w:val="kk-KZ"/>
-        </w:rPr>
-      </w:pPr>
+          <w:rFonts w:cs="Times New Roman"/>
+          <w:lang w:val="kk-KZ"/>
+        </w:rPr>
+      </w:pPr>
+      <w:r>
+        <w:rPr>
+          <w:rStyle w:val="StrongEmphasis"/>
+          <w:rFonts w:asciiTheme="minorHAnsi" w:eastAsia="Times New Roman" w:hAnsiTheme="minorHAnsi" w:cstheme="minorHAnsi"/>
+          <w:b w:val="0"/>
+          <w:bCs w:val="0"/>
+          <w:w w:val="80"/>
+          <w:lang w:val="kk-KZ" w:bidi="ar-SA"/>
+        </w:rPr>
+        <w:t>{{DRIVER1_NAME}}</w:t>
+      </w:r>
+      <w:r>
+        <w:rPr>
+          <w:rFonts w:cs="Times New Roman"/>
+          <w:lang w:val="kk-KZ"/>
+        </w:rPr>
+        <w:t>, паспорт (удостоверение) №</w:t>
+      </w:r>
+      <w:r>
+        <w:rPr>
+          <w:rStyle w:val="SourceText"/>
+          <w:rFonts w:asciiTheme="minorHAnsi" w:hAnsiTheme="minorHAnsi" w:cstheme="minorHAnsi"/>
+          <w:w w:val="80"/>
+          <w:lang w:val="kk-KZ" w:bidi="ar-SA"/>
+        </w:rPr>
+        <w:t>{{PASSPORT1_NUMBER}}</w:t>
+      </w:r>
+      <w:r>
+        <w:rPr>
+          <w:rFonts w:cs="Times New Roman"/>
+          <w:lang w:val="kk-KZ"/>
+        </w:rPr>
+        <w:t xml:space="preserve"> от </w:t>
+      </w:r>
+      <w:r>
+        <w:rPr>
+          <w:rStyle w:val="SourceText"/>
+          <w:rFonts w:asciiTheme="minorHAnsi" w:hAnsiTheme="minorHAnsi" w:cstheme="minorHAnsi"/>
+          <w:w w:val="80"/>
+          <w:lang w:val="kk-KZ" w:bidi="ar-SA"/>
+        </w:rPr>
+        <w:t>{{PASSPORT1_ISSUE_DATE}}</w:t>
+      </w:r>
+      <w:r>
+        <w:rPr>
+          <w:rFonts w:cs="Times New Roman"/>
+          <w:lang w:val="kk-KZ"/>
+        </w:rPr>
+        <w:t xml:space="preserve">, выдано </w:t>
+      </w:r>
+      <w:r>
+        <w:rPr>
+          <w:rStyle w:val="SourceText"/>
+          <w:rFonts w:asciiTheme="minorHAnsi" w:hAnsiTheme="minorHAnsi" w:cstheme="minorHAnsi"/>
+          <w:w w:val="80"/>
+          <w:lang w:val="kk-KZ" w:bidi="ar-SA"/>
+        </w:rPr>
+        <w:t>{{PASSPORT1_ISSUE_BY}}</w:t>
+      </w:r>
+      <w:r>
+        <w:rPr>
+          <w:rFonts w:cs="Times New Roman"/>
+          <w:lang w:val="kk-KZ"/>
+        </w:rPr>
+        <w:t>; водительские права №</w:t>
+      </w:r>
+      <w:r>
+        <w:rPr>
+          <w:rStyle w:val="SourceText"/>
+          <w:rFonts w:asciiTheme="minorHAnsi" w:hAnsiTheme="minorHAnsi" w:cstheme="minorHAnsi"/>
+          <w:w w:val="80"/>
+          <w:lang w:val="kk-KZ" w:bidi="ar-SA"/>
+        </w:rPr>
+        <w:t>{{DRIVER1_LICENSE}}</w:t>
+      </w:r>
     </w:p>
     <w:p>
       <w:pPr>
+        <w:pStyle w:val="af1"/>
+        <w:numPr>
+          <w:ilvl w:val="0"/>
+          <w:numId w:val="1"/>
+        </w:numPr>
+        <w:suppressAutoHyphens w:val="0"/>
+        <w:spacing w:line="240" w:lineRule="auto"/>
+        <w:ind w:left="0" w:firstLine="0"/>
+        <w:jc w:val="both"/>
+        <w:rPr>
+          <w:rStyle w:val="SourceText"/>
+          <w:rFonts w:ascii="Times New Roman" w:eastAsia="SimSun" w:hAnsi="Times New Roman" w:cs="Times New Roman"/>
+          <w:lang w:val="kk-KZ"/>
+        </w:rPr>
+      </w:pPr>
+      <w:r>
+        <w:rPr>
+          <w:rStyle w:val="StrongEmphasis"/>
+          <w:rFonts w:asciiTheme="minorHAnsi" w:eastAsia="Times New Roman" w:hAnsiTheme="minorHAnsi" w:cstheme="minorHAnsi"/>
+          <w:b w:val="0"/>
+          <w:bCs w:val="0"/>
+          <w:w w:val="80"/>
+          <w:lang w:val="kk-KZ" w:bidi="ar-SA"/>
+        </w:rPr>
+        <w:t>{{DRIVER2_NAME}}</w:t>
+      </w:r>
+      <w:r>
+        <w:rPr>
+          <w:rFonts w:cs="Times New Roman"/>
+          <w:lang w:val="kk-KZ"/>
+        </w:rPr>
+        <w:t>, паспорт (удостоверение) №</w:t>
+      </w:r>
+      <w:r>
+        <w:rPr>
+          <w:rStyle w:val="SourceText"/>
+          <w:rFonts w:asciiTheme="minorHAnsi" w:hAnsiTheme="minorHAnsi" w:cstheme="minorHAnsi"/>
+          <w:w w:val="80"/>
+          <w:lang w:val="kk-KZ" w:bidi="ar-SA"/>
+        </w:rPr>
+        <w:t>{{PASSPORT2_NUMBER}}</w:t>
+      </w:r>
+      <w:r>
+        <w:rPr>
+          <w:rFonts w:cs="Times New Roman"/>
+          <w:lang w:val="kk-KZ"/>
+        </w:rPr>
+        <w:t xml:space="preserve"> от </w:t>
+      </w:r>
+      <w:r>
+        <w:rPr>
+          <w:rStyle w:val="SourceText"/>
+          <w:rFonts w:asciiTheme="minorHAnsi" w:hAnsiTheme="minorHAnsi" w:cstheme="minorHAnsi"/>
+          <w:w w:val="80"/>
+          <w:lang w:val="kk-KZ" w:bidi="ar-SA"/>
+        </w:rPr>
+        <w:t>{{PASSPORT2_ISSUE_DATE}}</w:t>
+      </w:r>
+      <w:r>
+        <w:rPr>
+          <w:rFonts w:cs="Times New Roman"/>
+          <w:lang w:val="kk-KZ"/>
+        </w:rPr>
+        <w:t xml:space="preserve">, выдано </w:t>
+      </w:r>
+      <w:r>
+        <w:rPr>
+          <w:rStyle w:val="SourceText"/>
+          <w:rFonts w:asciiTheme="minorHAnsi" w:hAnsiTheme="minorHAnsi" w:cstheme="minorHAnsi"/>
+          <w:w w:val="80"/>
+          <w:lang w:val="kk-KZ" w:bidi="ar-SA"/>
+        </w:rPr>
+        <w:t>{{PASSPORT2_ISSUE_BY}}</w:t>
+      </w:r>
+      <w:r>
+        <w:rPr>
+          <w:rFonts w:cs="Times New Roman"/>
+          <w:lang w:val="kk-KZ"/>
+        </w:rPr>
+        <w:t>; водительские права №</w:t>
+      </w:r>
+      <w:r>
+        <w:rPr>
+          <w:rStyle w:val="SourceText"/>
+          <w:rFonts w:asciiTheme="minorHAnsi" w:hAnsiTheme="minorHAnsi" w:cstheme="minorHAnsi"/>
+          <w:w w:val="80"/>
+          <w:lang w:val="kk-KZ" w:bidi="ar-SA"/>
+        </w:rPr>
+        <w:t>{{DRIVER2_LICENSE}}</w:t>
+      </w:r>
+    </w:p>
+    <w:p>
+      <w:pPr>
+        <w:pStyle w:val="af1"/>
+        <w:numPr>
+          <w:ilvl w:val="0"/>
+          <w:numId w:val="1"/>
+        </w:numPr>
+        <w:suppressAutoHyphens w:val="0"/>
+        <w:spacing w:line="240" w:lineRule="auto"/>
+        <w:ind w:left="0" w:firstLine="0"/>
+        <w:jc w:val="both"/>
+        <w:rPr>
+          <w:rStyle w:val="SourceText"/>
+          <w:rFonts w:ascii="Times New Roman" w:eastAsia="SimSun" w:hAnsi="Times New Roman" w:cs="Times New Roman"/>
+          <w:lang w:val="kk-KZ"/>
+        </w:rPr>
+      </w:pPr>
+      <w:r>
+        <w:rPr>
+          <w:rStyle w:val="StrongEmphasis"/>
+          <w:rFonts w:asciiTheme="minorHAnsi" w:eastAsia="Times New Roman" w:hAnsiTheme="minorHAnsi" w:cstheme="minorHAnsi"/>
+          <w:b w:val="0"/>
+          <w:bCs w:val="0"/>
+          <w:w w:val="80"/>
+          <w:lang w:val="kk-KZ" w:bidi="ar-SA"/>
+        </w:rPr>
+        <w:t>{{DRIVER3_NAME}}</w:t>
+      </w:r>
+      <w:r>
+        <w:rPr>
+          <w:rFonts w:cs="Times New Roman"/>
+          <w:lang w:val="kk-KZ"/>
+        </w:rPr>
+        <w:t>, паспорт (удостоверение) №</w:t>
+      </w:r>
+      <w:r>
+        <w:rPr>
+          <w:rStyle w:val="SourceText"/>
+          <w:rFonts w:asciiTheme="minorHAnsi" w:hAnsiTheme="minorHAnsi" w:cstheme="minorHAnsi"/>
+          <w:w w:val="80"/>
+          <w:lang w:val="kk-KZ" w:bidi="ar-SA"/>
+        </w:rPr>
+        <w:t>{{PASSPORT3_NUMBER}}</w:t>
+      </w:r>
+      <w:r>
+        <w:rPr>
+          <w:rFonts w:cs="Times New Roman"/>
+          <w:lang w:val="kk-KZ"/>
+        </w:rPr>
+        <w:t xml:space="preserve"> от </w:t>
+      </w:r>
+      <w:r>
+        <w:rPr>
+          <w:rStyle w:val="SourceText"/>
+          <w:rFonts w:asciiTheme="minorHAnsi" w:hAnsiTheme="minorHAnsi" w:cstheme="minorHAnsi"/>
+          <w:w w:val="80"/>
+          <w:lang w:val="kk-KZ" w:bidi="ar-SA"/>
+        </w:rPr>
+        <w:t>{{PASSPORT3_ISSUE_DATE}}</w:t>
+      </w:r>
+      <w:r>
+        <w:rPr>
+          <w:rFonts w:cs="Times New Roman"/>
+          <w:lang w:val="kk-KZ"/>
+        </w:rPr>
+        <w:t xml:space="preserve">, выдано </w:t>
+      </w:r>
+      <w:r>
+        <w:rPr>
+          <w:rStyle w:val="SourceText"/>
+          <w:rFonts w:asciiTheme="minorHAnsi" w:hAnsiTheme="minorHAnsi" w:cstheme="minorHAnsi"/>
+          <w:w w:val="80"/>
+          <w:lang w:val="kk-KZ" w:bidi="ar-SA"/>
+        </w:rPr>
+        <w:t>{{PASSPORT3_ISSUE_BY}}</w:t>
+      </w:r>
+      <w:r>
+        <w:rPr>
+          <w:rFonts w:cs="Times New Roman"/>
+          <w:lang w:val="kk-KZ"/>
+        </w:rPr>
+        <w:t>; водительские права №</w:t>
+      </w:r>
+      <w:r>
+        <w:rPr>
+          <w:rStyle w:val="SourceText"/>
+          <w:rFonts w:asciiTheme="minorHAnsi" w:hAnsiTheme="minorHAnsi" w:cstheme="minorHAnsi"/>
+          <w:w w:val="80"/>
+          <w:lang w:val="kk-KZ" w:bidi="ar-SA"/>
+        </w:rPr>
+        <w:t>{{DRIVER3_LICENSE}}</w:t>
+      </w:r>
+    </w:p>
+    <w:p>
+      <w:pPr>
+        <w:spacing w:line="240" w:lineRule="auto"/>
         <w:jc w:val="both"/>
         <w:rPr>
           <w:sz w:val="22"/>
@@ -1003,6 +1184,7 @@
     </w:p>
     <w:p>
       <w:pPr>
+        <w:spacing w:line="240" w:lineRule="auto"/>
         <w:jc w:val="both"/>
         <w:rPr>
           <w:sz w:val="22"/>
@@ -1020,6 +1202,7 @@
     </w:p>
     <w:p>
       <w:pPr>
+        <w:spacing w:line="240" w:lineRule="auto"/>
         <w:jc w:val="both"/>
         <w:rPr>
           <w:sz w:val="22"/>
@@ -1037,10 +1220,12 @@
     </w:p>
     <w:p>
       <w:pPr>
+        <w:spacing w:line="240" w:lineRule="auto"/>
         <w:jc w:val="both"/>
         <w:rPr>
           <w:sz w:val="22"/>
           <w:szCs w:val="22"/>
+          <w:lang w:val="ru-RU"/>
         </w:rPr>
       </w:pPr>
       <w:r>

--- a/templates/waybilld.docx
+++ b/templates/waybilld.docx
@@ -902,6 +902,7 @@
           <w:lang w:val="kk-KZ"/>
         </w:rPr>
       </w:pPr>
+      <w:bookmarkStart w:id="2" w:name="_Hlk218506638"/>
       <w:r>
         <w:rPr>
           <w:rStyle w:val="StrongEmphasis"/>
@@ -911,71 +912,29 @@
           <w:w w:val="80"/>
           <w:lang w:val="kk-KZ" w:bidi="ar-SA"/>
         </w:rPr>
-        <w:t>{{DRIVER1_NAME}}</w:t>
-      </w:r>
-      <w:r>
-        <w:rPr>
-          <w:rFonts w:cs="Times New Roman"/>
-          <w:lang w:val="kk-KZ"/>
-        </w:rPr>
-        <w:t>, паспорт (удостоверение) №</w:t>
-      </w:r>
-      <w:r>
-        <w:rPr>
-          <w:rStyle w:val="SourceText"/>
-          <w:rFonts w:asciiTheme="minorHAnsi" w:hAnsiTheme="minorHAnsi" w:cstheme="minorHAnsi"/>
+        <w:t>{{DRIVER1_</w:t>
+      </w:r>
+      <w:r>
+        <w:rPr>
+          <w:rStyle w:val="StrongEmphasis"/>
+          <w:rFonts w:asciiTheme="minorHAnsi" w:eastAsia="Times New Roman" w:hAnsiTheme="minorHAnsi" w:cstheme="minorHAnsi"/>
+          <w:b w:val="0"/>
+          <w:bCs w:val="0"/>
+          <w:w w:val="80"/>
+          <w:lang w:bidi="ar-SA"/>
+        </w:rPr>
+        <w:t>BLOCK</w:t>
+      </w:r>
+      <w:r>
+        <w:rPr>
+          <w:rStyle w:val="StrongEmphasis"/>
+          <w:rFonts w:asciiTheme="minorHAnsi" w:eastAsia="Times New Roman" w:hAnsiTheme="minorHAnsi" w:cstheme="minorHAnsi"/>
+          <w:b w:val="0"/>
+          <w:bCs w:val="0"/>
           <w:w w:val="80"/>
           <w:lang w:val="kk-KZ" w:bidi="ar-SA"/>
         </w:rPr>
-        <w:t>{{PASSPORT1_NUMBER}}</w:t>
-      </w:r>
-      <w:r>
-        <w:rPr>
-          <w:rFonts w:cs="Times New Roman"/>
-          <w:lang w:val="kk-KZ"/>
-        </w:rPr>
-        <w:t xml:space="preserve"> от </w:t>
-      </w:r>
-      <w:r>
-        <w:rPr>
-          <w:rStyle w:val="SourceText"/>
-          <w:rFonts w:asciiTheme="minorHAnsi" w:hAnsiTheme="minorHAnsi" w:cstheme="minorHAnsi"/>
-          <w:w w:val="80"/>
-          <w:lang w:val="kk-KZ" w:bidi="ar-SA"/>
-        </w:rPr>
-        <w:t>{{PASSPORT1_ISSUE_DATE}}</w:t>
-      </w:r>
-      <w:r>
-        <w:rPr>
-          <w:rFonts w:cs="Times New Roman"/>
-          <w:lang w:val="kk-KZ"/>
-        </w:rPr>
-        <w:t xml:space="preserve">, выдано </w:t>
-      </w:r>
-      <w:r>
-        <w:rPr>
-          <w:rStyle w:val="SourceText"/>
-          <w:rFonts w:asciiTheme="minorHAnsi" w:hAnsiTheme="minorHAnsi" w:cstheme="minorHAnsi"/>
-          <w:w w:val="80"/>
-          <w:lang w:val="kk-KZ" w:bidi="ar-SA"/>
-        </w:rPr>
-        <w:t>{{PASSPORT1_ISSUE_BY}}</w:t>
-      </w:r>
-      <w:r>
-        <w:rPr>
-          <w:rFonts w:cs="Times New Roman"/>
-          <w:lang w:val="kk-KZ"/>
-        </w:rPr>
-        <w:t>; водительские права №</w:t>
-      </w:r>
-      <w:r>
-        <w:rPr>
-          <w:rStyle w:val="SourceText"/>
-          <w:rFonts w:asciiTheme="minorHAnsi" w:hAnsiTheme="minorHAnsi" w:cstheme="minorHAnsi"/>
-          <w:w w:val="80"/>
-          <w:lang w:val="kk-KZ" w:bidi="ar-SA"/>
-        </w:rPr>
-        <w:t>{{DRIVER1_LICENSE}}</w:t>
+        <w:t>}}</w:t>
       </w:r>
     </w:p>
     <w:p>
@@ -1004,71 +963,29 @@
           <w:w w:val="80"/>
           <w:lang w:val="kk-KZ" w:bidi="ar-SA"/>
         </w:rPr>
-        <w:t>{{DRIVER2_NAME}}</w:t>
-      </w:r>
-      <w:r>
-        <w:rPr>
-          <w:rFonts w:cs="Times New Roman"/>
-          <w:lang w:val="kk-KZ"/>
-        </w:rPr>
-        <w:t>, паспорт (удостоверение) №</w:t>
-      </w:r>
-      <w:r>
-        <w:rPr>
-          <w:rStyle w:val="SourceText"/>
-          <w:rFonts w:asciiTheme="minorHAnsi" w:hAnsiTheme="minorHAnsi" w:cstheme="minorHAnsi"/>
+        <w:t>{{DRIVER2_</w:t>
+      </w:r>
+      <w:r>
+        <w:rPr>
+          <w:rStyle w:val="StrongEmphasis"/>
+          <w:rFonts w:asciiTheme="minorHAnsi" w:eastAsia="Times New Roman" w:hAnsiTheme="minorHAnsi" w:cstheme="minorHAnsi"/>
+          <w:b w:val="0"/>
+          <w:bCs w:val="0"/>
+          <w:w w:val="80"/>
+          <w:lang w:bidi="ar-SA"/>
+        </w:rPr>
+        <w:t>BLOCK</w:t>
+      </w:r>
+      <w:r>
+        <w:rPr>
+          <w:rStyle w:val="StrongEmphasis"/>
+          <w:rFonts w:asciiTheme="minorHAnsi" w:eastAsia="Times New Roman" w:hAnsiTheme="minorHAnsi" w:cstheme="minorHAnsi"/>
+          <w:b w:val="0"/>
+          <w:bCs w:val="0"/>
           <w:w w:val="80"/>
           <w:lang w:val="kk-KZ" w:bidi="ar-SA"/>
         </w:rPr>
-        <w:t>{{PASSPORT2_NUMBER}}</w:t>
-      </w:r>
-      <w:r>
-        <w:rPr>
-          <w:rFonts w:cs="Times New Roman"/>
-          <w:lang w:val="kk-KZ"/>
-        </w:rPr>
-        <w:t xml:space="preserve"> от </w:t>
-      </w:r>
-      <w:r>
-        <w:rPr>
-          <w:rStyle w:val="SourceText"/>
-          <w:rFonts w:asciiTheme="minorHAnsi" w:hAnsiTheme="minorHAnsi" w:cstheme="minorHAnsi"/>
-          <w:w w:val="80"/>
-          <w:lang w:val="kk-KZ" w:bidi="ar-SA"/>
-        </w:rPr>
-        <w:t>{{PASSPORT2_ISSUE_DATE}}</w:t>
-      </w:r>
-      <w:r>
-        <w:rPr>
-          <w:rFonts w:cs="Times New Roman"/>
-          <w:lang w:val="kk-KZ"/>
-        </w:rPr>
-        <w:t xml:space="preserve">, выдано </w:t>
-      </w:r>
-      <w:r>
-        <w:rPr>
-          <w:rStyle w:val="SourceText"/>
-          <w:rFonts w:asciiTheme="minorHAnsi" w:hAnsiTheme="minorHAnsi" w:cstheme="minorHAnsi"/>
-          <w:w w:val="80"/>
-          <w:lang w:val="kk-KZ" w:bidi="ar-SA"/>
-        </w:rPr>
-        <w:t>{{PASSPORT2_ISSUE_BY}}</w:t>
-      </w:r>
-      <w:r>
-        <w:rPr>
-          <w:rFonts w:cs="Times New Roman"/>
-          <w:lang w:val="kk-KZ"/>
-        </w:rPr>
-        <w:t>; водительские права №</w:t>
-      </w:r>
-      <w:r>
-        <w:rPr>
-          <w:rStyle w:val="SourceText"/>
-          <w:rFonts w:asciiTheme="minorHAnsi" w:hAnsiTheme="minorHAnsi" w:cstheme="minorHAnsi"/>
-          <w:w w:val="80"/>
-          <w:lang w:val="kk-KZ" w:bidi="ar-SA"/>
-        </w:rPr>
-        <w:t>{{DRIVER2_LICENSE}}</w:t>
+        <w:t>}}</w:t>
       </w:r>
     </w:p>
     <w:p>
@@ -1097,71 +1014,48 @@
           <w:w w:val="80"/>
           <w:lang w:val="kk-KZ" w:bidi="ar-SA"/>
         </w:rPr>
-        <w:t>{{DRIVER3_NAME}}</w:t>
-      </w:r>
-      <w:r>
-        <w:rPr>
-          <w:rFonts w:cs="Times New Roman"/>
-          <w:lang w:val="kk-KZ"/>
-        </w:rPr>
-        <w:t>, паспорт (удостоверение) №</w:t>
-      </w:r>
-      <w:r>
-        <w:rPr>
-          <w:rStyle w:val="SourceText"/>
-          <w:rFonts w:asciiTheme="minorHAnsi" w:hAnsiTheme="minorHAnsi" w:cstheme="minorHAnsi"/>
+        <w:t>{{DRIVER3_</w:t>
+      </w:r>
+      <w:r>
+        <w:rPr>
+          <w:rStyle w:val="StrongEmphasis"/>
+          <w:rFonts w:asciiTheme="minorHAnsi" w:eastAsia="Times New Roman" w:hAnsiTheme="minorHAnsi" w:cstheme="minorHAnsi"/>
+          <w:b w:val="0"/>
+          <w:bCs w:val="0"/>
+          <w:w w:val="80"/>
+          <w:lang w:bidi="ar-SA"/>
+        </w:rPr>
+        <w:t>BLOCK</w:t>
+      </w:r>
+      <w:r>
+        <w:rPr>
+          <w:rStyle w:val="StrongEmphasis"/>
+          <w:rFonts w:asciiTheme="minorHAnsi" w:eastAsia="Times New Roman" w:hAnsiTheme="minorHAnsi" w:cstheme="minorHAnsi"/>
+          <w:b w:val="0"/>
+          <w:bCs w:val="0"/>
           <w:w w:val="80"/>
           <w:lang w:val="kk-KZ" w:bidi="ar-SA"/>
         </w:rPr>
-        <w:t>{{PASSPORT3_NUMBER}}</w:t>
-      </w:r>
-      <w:r>
-        <w:rPr>
-          <w:rFonts w:cs="Times New Roman"/>
-          <w:lang w:val="kk-KZ"/>
-        </w:rPr>
-        <w:t xml:space="preserve"> от </w:t>
-      </w:r>
-      <w:r>
-        <w:rPr>
-          <w:rStyle w:val="SourceText"/>
-          <w:rFonts w:asciiTheme="minorHAnsi" w:hAnsiTheme="minorHAnsi" w:cstheme="minorHAnsi"/>
-          <w:w w:val="80"/>
-          <w:lang w:val="kk-KZ" w:bidi="ar-SA"/>
-        </w:rPr>
-        <w:t>{{PASSPORT3_ISSUE_DATE}}</w:t>
-      </w:r>
-      <w:r>
-        <w:rPr>
-          <w:rFonts w:cs="Times New Roman"/>
-          <w:lang w:val="kk-KZ"/>
-        </w:rPr>
-        <w:t xml:space="preserve">, выдано </w:t>
-      </w:r>
-      <w:r>
-        <w:rPr>
-          <w:rStyle w:val="SourceText"/>
-          <w:rFonts w:asciiTheme="minorHAnsi" w:hAnsiTheme="minorHAnsi" w:cstheme="minorHAnsi"/>
-          <w:w w:val="80"/>
-          <w:lang w:val="kk-KZ" w:bidi="ar-SA"/>
-        </w:rPr>
-        <w:t>{{PASSPORT3_ISSUE_BY}}</w:t>
-      </w:r>
-      <w:r>
-        <w:rPr>
-          <w:rFonts w:cs="Times New Roman"/>
-          <w:lang w:val="kk-KZ"/>
-        </w:rPr>
-        <w:t>; водительские права №</w:t>
-      </w:r>
-      <w:r>
-        <w:rPr>
-          <w:rStyle w:val="SourceText"/>
-          <w:rFonts w:asciiTheme="minorHAnsi" w:hAnsiTheme="minorHAnsi" w:cstheme="minorHAnsi"/>
-          <w:w w:val="80"/>
-          <w:lang w:val="kk-KZ" w:bidi="ar-SA"/>
-        </w:rPr>
-        <w:t>{{DRIVER3_LICENSE}}</w:t>
+        <w:t>}}</w:t>
+      </w:r>
+    </w:p>
+    <w:bookmarkEnd w:id="2"/>
+    <w:p>
+      <w:pPr>
+        <w:spacing w:line="240" w:lineRule="auto"/>
+        <w:jc w:val="both"/>
+        <w:rPr>
+          <w:sz w:val="22"/>
+          <w:szCs w:val="22"/>
+          <w:lang w:val="ru-RU"/>
+        </w:rPr>
+      </w:pPr>
+      <w:r>
+        <w:rPr>
+          <w:rFonts w:cs="Times New Roman"/>
+          <w:lang w:val="ru-RU"/>
+        </w:rPr>
+        <w:t>Автомобиль технически исправен. Механик ____________________________</w:t>
       </w:r>
     </w:p>
     <w:p>
@@ -1179,7 +1073,7 @@
           <w:rFonts w:cs="Times New Roman"/>
           <w:lang w:val="ru-RU"/>
         </w:rPr>
-        <w:t>Автомобиль технически исправен. Механик ____________________________</w:t>
+        <w:t>При выезде: полный бак</w:t>
       </w:r>
     </w:p>
     <w:p>
@@ -1197,7 +1091,7 @@
           <w:rFonts w:cs="Times New Roman"/>
           <w:lang w:val="ru-RU"/>
         </w:rPr>
-        <w:t>При выезде: полный бак</w:t>
+        <w:t>По километражу: безлимитный</w:t>
       </w:r>
     </w:p>
     <w:p>
@@ -1215,35 +1109,17 @@
           <w:rFonts w:cs="Times New Roman"/>
           <w:lang w:val="ru-RU"/>
         </w:rPr>
-        <w:t>По километражу: безлимитный</w:t>
+        <w:t>Место назначения: без ограничений</w:t>
       </w:r>
     </w:p>
     <w:p>
       <w:pPr>
-        <w:spacing w:line="240" w:lineRule="auto"/>
         <w:jc w:val="both"/>
         <w:rPr>
-          <w:sz w:val="22"/>
-          <w:szCs w:val="22"/>
-          <w:lang w:val="ru-RU"/>
-        </w:rPr>
-      </w:pPr>
-      <w:r>
-        <w:rPr>
-          <w:rFonts w:cs="Times New Roman"/>
-          <w:lang w:val="ru-RU"/>
-        </w:rPr>
-        <w:t>Место назначения: без ограничений</w:t>
-      </w:r>
-    </w:p>
-    <w:p>
-      <w:pPr>
-        <w:jc w:val="both"/>
-        <w:rPr>
-          <w:lang w:val="ru-RU"/>
-        </w:rPr>
-      </w:pPr>
-      <w:bookmarkStart w:id="2" w:name="_Hlk213105182"/>
+          <w:lang w:val="ru-RU"/>
+        </w:rPr>
+      </w:pPr>
+      <w:bookmarkStart w:id="3" w:name="_Hlk213105182"/>
       <w:r>
         <w:rPr>
           <w:rFonts w:cs="Times New Roman"/>
@@ -1580,7 +1456,7 @@
           <w:szCs w:val="28"/>
           <w:lang w:val="ru-RU"/>
         </w:rPr>
-        <w:t xml:space="preserve">  года по всей территории Казахстана и за ее пределами </w:t>
+        <w:t xml:space="preserve">  года по всей территории Казахстана </w:t>
       </w:r>
       <w:r>
         <w:rPr>
@@ -1602,7 +1478,7 @@
           <w:szCs w:val="28"/>
           <w:lang w:bidi="ar-SA"/>
         </w:rPr>
-        <w:t>ALLOWED</w:t>
+        <w:t>OUTSIDE</w:t>
       </w:r>
       <w:r>
         <w:rPr>
@@ -1624,7 +1500,29 @@
           <w:szCs w:val="28"/>
           <w:lang w:bidi="ar-SA"/>
         </w:rPr>
-        <w:t>TERRITORIES</w:t>
+        <w:t>KZ</w:t>
+      </w:r>
+      <w:r>
+        <w:rPr>
+          <w:rStyle w:val="SourceText"/>
+          <w:rFonts w:asciiTheme="minorHAnsi" w:hAnsiTheme="minorHAnsi" w:cstheme="minorHAnsi"/>
+          <w:w w:val="80"/>
+          <w:sz w:val="28"/>
+          <w:szCs w:val="28"/>
+          <w:lang w:val="ru-RU" w:bidi="ar-SA"/>
+        </w:rPr>
+        <w:t>_</w:t>
+      </w:r>
+      <w:r>
+        <w:rPr>
+          <w:rStyle w:val="SourceText"/>
+          <w:rFonts w:asciiTheme="minorHAnsi" w:hAnsiTheme="minorHAnsi" w:cstheme="minorHAnsi"/>
+          <w:w w:val="80"/>
+          <w:sz w:val="28"/>
+          <w:szCs w:val="28"/>
+          <w:lang w:bidi="ar-SA"/>
+        </w:rPr>
+        <w:t>BLOCK</w:t>
       </w:r>
       <w:r>
         <w:rPr>
@@ -1639,14 +1537,25 @@
       </w:r>
       <w:r>
         <w:rPr>
-          <w:rFonts w:cs="Times New Roman"/>
-          <w:sz w:val="28"/>
-          <w:szCs w:val="28"/>
-          <w:lang w:val="ru-RU"/>
-        </w:rPr>
-        <w:t xml:space="preserve"> в будничные и выходные дни, независимо от времени суток.</w:t>
-      </w:r>
-      <w:bookmarkEnd w:id="2"/>
+          <w:rStyle w:val="SourceText"/>
+          <w:rFonts w:asciiTheme="minorHAnsi" w:hAnsiTheme="minorHAnsi" w:cstheme="minorHAnsi"/>
+          <w:w w:val="80"/>
+          <w:sz w:val="28"/>
+          <w:szCs w:val="28"/>
+          <w:lang w:val="ru-RU" w:bidi="ar-SA"/>
+        </w:rPr>
+        <w:t xml:space="preserve"> </w:t>
+      </w:r>
+      <w:r>
+        <w:rPr>
+          <w:rFonts w:cs="Times New Roman"/>
+          <w:sz w:val="28"/>
+          <w:szCs w:val="28"/>
+          <w:lang w:val="ru-RU"/>
+        </w:rPr>
+        <w:t>в будничные и выходные дни, независимо от времени суток.</w:t>
+      </w:r>
+      <w:bookmarkEnd w:id="3"/>
     </w:p>
     <w:p>
       <w:pPr>
